--- a/companies/ashcombe-advisory/Engagements/Castaneda, Adams and Davis/2018.11.15 - Status Report - Castaneda, Adams and Davis v2 FINAL.docx
+++ b/companies/ashcombe-advisory/Engagements/Castaneda, Adams and Davis/2018.11.15 - Status Report - Castaneda, Adams and Davis v2 FINAL.docx
@@ -7,12 +7,147 @@
         <w:pStyle w:val="Heading1"/>
       </w:pPr>
       <w:r>
-        <w:t>Status Report: Investor Relations Program</w:t>
+        <w:t>Status Report: Investor Relations Program for Castaneda, Adams and Davis</w:t>
+      </w:r>
+    </w:p>
+    <w:tbl>
+      <w:tblPr>
+        <w:tblStyle w:val="TableGrid"/>
+        <w:tblW w:type="auto" w:w="0"/>
+        <w:tblLook w:firstColumn="1" w:firstRow="1" w:lastColumn="0" w:lastRow="0" w:noHBand="0" w:noVBand="1" w:val="04A0"/>
+      </w:tblPr>
+      <w:tblGrid>
+        <w:gridCol w:w="4320"/>
+        <w:gridCol w:w="4320"/>
+      </w:tblGrid>
+      <w:tr>
+        <w:tc>
+          <w:tcPr>
+            <w:tcW w:type="dxa" w:w="4320"/>
+          </w:tcPr>
+          <w:p>
+            <w:r>
+              <w:rPr>
+                <w:b/>
+              </w:rPr>
+              <w:t>Field</w:t>
+            </w:r>
+          </w:p>
+        </w:tc>
+        <w:tc>
+          <w:tcPr>
+            <w:tcW w:type="dxa" w:w="4320"/>
+          </w:tcPr>
+          <w:p>
+            <w:r>
+              <w:rPr>
+                <w:b/>
+              </w:rPr>
+              <w:t>Detail</w:t>
+            </w:r>
+          </w:p>
+        </w:tc>
+      </w:tr>
+      <w:tr>
+        <w:tc>
+          <w:tcPr>
+            <w:tcW w:type="dxa" w:w="4320"/>
+          </w:tcPr>
+          <w:p>
+            <w:r>
+              <w:t>Engagement</w:t>
+            </w:r>
+          </w:p>
+        </w:tc>
+        <w:tc>
+          <w:tcPr>
+            <w:tcW w:type="dxa" w:w="4320"/>
+          </w:tcPr>
+          <w:p>
+            <w:r>
+              <w:t>Investor Relations Program</w:t>
+            </w:r>
+          </w:p>
+        </w:tc>
+      </w:tr>
+      <w:tr>
+        <w:tc>
+          <w:tcPr>
+            <w:tcW w:type="dxa" w:w="4320"/>
+          </w:tcPr>
+          <w:p>
+            <w:r>
+              <w:t>Client</w:t>
+            </w:r>
+          </w:p>
+        </w:tc>
+        <w:tc>
+          <w:tcPr>
+            <w:tcW w:type="dxa" w:w="4320"/>
+          </w:tcPr>
+          <w:p>
+            <w:r>
+              <w:t>Castaneda, Adams and Davis</w:t>
+            </w:r>
+          </w:p>
+        </w:tc>
+      </w:tr>
+      <w:tr>
+        <w:tc>
+          <w:tcPr>
+            <w:tcW w:type="dxa" w:w="4320"/>
+          </w:tcPr>
+          <w:p>
+            <w:r>
+              <w:t>Prepared by</w:t>
+            </w:r>
+          </w:p>
+        </w:tc>
+        <w:tc>
+          <w:tcPr>
+            <w:tcW w:type="dxa" w:w="4320"/>
+          </w:tcPr>
+          <w:p>
+            <w:r>
+              <w:t>Michael Morris, Partner, Ashcombe Advisory Partners</w:t>
+            </w:r>
+          </w:p>
+        </w:tc>
+      </w:tr>
+      <w:tr>
+        <w:tc>
+          <w:tcPr>
+            <w:tcW w:type="dxa" w:w="4320"/>
+          </w:tcPr>
+          <w:p>
+            <w:r>
+              <w:t>Stage</w:t>
+            </w:r>
+          </w:p>
+        </w:tc>
+        <w:tc>
+          <w:tcPr>
+            <w:tcW w:type="dxa" w:w="4320"/>
+          </w:tcPr>
+          <w:p>
+            <w:r>
+              <w:t>Midpoint of the engagement</w:t>
+            </w:r>
+          </w:p>
+        </w:tc>
+      </w:tr>
+    </w:tbl>
+    <w:p>
+      <w:pPr>
+        <w:pStyle w:val="Heading2"/>
+      </w:pPr>
+      <w:r>
+        <w:t>Where the program stands</w:t>
       </w:r>
     </w:p>
     <w:p>
       <w:r>
-        <w:t>Prepared for the leadership of Castaneda, Adams and Davis by Michael Morris, Partner, Ashcombe Advisory Partners. This report covers the program through the current period, at roughly the halfway mark of the term.</w:t>
+        <w:t>We have reached the midpoint of the investor relations program for Castaneda, Adams and Davis, and I am glad to report that the work is on plan and the budget is tracking with it. The first half was about getting the story right before we spent effort on the materials that carry it, on the reasoning that a message architecture is only as sound as the reading of the market it rests on, and a shaky reading grows expensive to correct once everything else has been built on top of it. That reading is done, the core narrative is written, and it is with your team for comment, which is exactly where I hoped we would be at this point in the calendar. What follows sets out what the last period produced, the work ahead, where the fee sits against the plan, and the handful of risks I am tracking.</w:t>
       </w:r>
     </w:p>
     <w:p>
@@ -20,12 +155,44 @@
         <w:pStyle w:val="Heading2"/>
       </w:pPr>
       <w:r>
-        <w:t>Summary</w:t>
+        <w:t>What we completed this period</w:t>
       </w:r>
     </w:p>
     <w:p>
       <w:r>
-        <w:t>The program is on plan. The core messaging framework is settled and in use internally, the supporting proof points are largely confirmed, and we are now moving from building the story to putting it to work in front of investors. Nothing on the timeline has slipped in a way that concerns us, and the few open items are the ordinary loose ends of a program at its midpoint rather than warning signs. The shape of the second half is straightforward: less writing, more testing, and the disciplined work of keeping one version of the story as more people begin to tell it. Where a judgment call is coming, this report names it plainly so there are no surprises later, which is the way we prefer to run an account and the way we said we would run this one.</w:t>
+        <w:t>Most of the first half went into evidence and drafting, so that the positioning rests on how the company is actually read and not on how we would prefer it to be read. The work broke down into four pieces, and all four are in hand:</w:t>
+      </w:r>
+    </w:p>
+    <w:p>
+      <w:pPr>
+        <w:pStyle w:val="ListBullet"/>
+      </w:pPr>
+      <w:r>
+        <w:t>1. A positioning review of the company's public materials and the last two years of its announcements, with the gaps and the mixed signals marked.</w:t>
+      </w:r>
+    </w:p>
+    <w:p>
+      <w:pPr>
+        <w:pStyle w:val="ListBullet"/>
+      </w:pPr>
+      <w:r>
+        <w:t>2. Listening sessions with your leadership and with analysts who cover the sector, pulled together into the themes that shape how the company is understood today.</w:t>
+      </w:r>
+    </w:p>
+    <w:p>
+      <w:pPr>
+        <w:pStyle w:val="ListBullet"/>
+      </w:pPr>
+      <w:r>
+        <w:t>3. A message architecture of one core narrative and three supporting messages, each carried by concrete proof points rather than adjectives, which Laura Bradley drafted in the company's own register.</w:t>
+      </w:r>
+    </w:p>
+    <w:p>
+      <w:pPr>
+        <w:pStyle w:val="ListBullet"/>
+      </w:pPr>
+      <w:r>
+        <w:t>4. An approvals routine, stood up by Michelle Black, that tracks who owes a sign-off and when a window closes, so no material reaches the market out of order.</w:t>
       </w:r>
     </w:p>
     <w:p>
@@ -33,12 +200,36 @@
         <w:pStyle w:val="Heading2"/>
       </w:pPr>
       <w:r>
-        <w:t>Accomplishments This Period</w:t>
+        <w:t>The work ahead</w:t>
       </w:r>
     </w:p>
     <w:p>
       <w:r>
-        <w:t>Laura Bradley finalized the messaging framework and circulated the clean version for leadership review. The core statement is tighter than the first draft, each claim now sits over a confirmed proof point, and the two lines that read as too promotional for an investor audience have been pulled. Michelle Black built out the supporting fact library behind the framework, keeping what is confirmed cleanly separate from what is still open, so that any draft that goes out rests only on figures the company can stand behind. Two open items remain on the operations side; the client has agreed to route the missing figures, and neither holds up the framework as a whole. Together those two pieces give us a story that is both consistent and defensible, which is the whole point of the exercise at this stage and the footing everything in the second half is built on.</w:t>
+        <w:t>The second half turns the agreed narrative into the things your people reach for day to day, and it does so one piece at a time so that quality does not slip as the materials multiply. Once your comments on the draft are in, we lock the core story and build outward from it:</w:t>
+      </w:r>
+    </w:p>
+    <w:p>
+      <w:pPr>
+        <w:pStyle w:val="ListBullet"/>
+      </w:pPr>
+      <w:r>
+        <w:t>1. Draft the working materials off the locked narrative: the standard boilerplate, an executive Q&amp;A for the harder questions, and briefing notes for the next round of investor conversations.</w:t>
+      </w:r>
+    </w:p>
+    <w:p>
+      <w:pPr>
+        <w:pStyle w:val="ListBullet"/>
+      </w:pPr>
+      <w:r>
+        <w:t>2. Refresh the language on the website and in your templates so that every place the company speaks carries the same story.</w:t>
+      </w:r>
+    </w:p>
+    <w:p>
+      <w:pPr>
+        <w:pStyle w:val="ListBullet"/>
+      </w:pPr>
+      <w:r>
+        <w:t>3. Run a short session with your spokespeople so that the people who actually talk to investors and the press are using the agreed language and not their own.</w:t>
       </w:r>
     </w:p>
     <w:p>
@@ -46,12 +237,12 @@
         <w:pStyle w:val="Heading2"/>
       </w:pPr>
       <w:r>
-        <w:t>Budget</w:t>
+        <w:t>The budget</w:t>
       </w:r>
     </w:p>
     <w:p>
       <w:r>
-        <w:t>Against the program budget of $47,000, we are roughly half spent at the halfway point, which tracks the plan closely. The fixed fee keeps our attention on the outcome rather than the clock, and we do not expect to come back for more; the remaining budget covers the investor-facing work still ahead, which is the heavier half by effort even if not by fee. Any out-of-pocket costs continue to be approved in advance and itemized, and there are none of note this period. If anything on the horizon looked likely to change that picture, this is where you would read about it first.</w:t>
+        <w:t>The engagement is tracking within its fixed fee of $47,000, and the first half came in on the effort we scoped, so I do not see anything in the work ahead that pushes past it. If a request comes up that sits outside what we agreed, such as materials for an event that was not in the original plan, I will flag it and price it with you before the work starts and not once it is done.</w:t>
       </w:r>
     </w:p>
     <w:p>
@@ -59,30 +250,41 @@
         <w:pStyle w:val="Heading2"/>
       </w:pPr>
       <w:r>
-        <w:t>Upcoming Work</w:t>
+        <w:t>Risks I am tracking</w:t>
       </w:r>
     </w:p>
     <w:p>
       <w:r>
-        <w:t>The next phase moves the framework outward. We will prepare the first investor-facing materials under the new frame, ready the earnings and announcement language for the cycles ahead, and rehearse the harder questions the framing invites, because the moment to find the weak answer is in a rehearsal and not on a call. Laura Bradley will lead the drafting and Michelle Black will keep the proof library current against it, so that as the calendar fills, every piece that leaves the firm for the market has been checked against the same settled story. We will also begin sequencing the announcement calendar in earnest, holding it against the company's timing rather than ours, and we will bring you a working version of that calendar at the next review so the decisions about order are made together and in good time rather than under pressure.</w:t>
+        <w:t>Three things are worth naming now, while each is still small enough to manage, and none of them threatens the engagement:</w:t>
       </w:r>
     </w:p>
     <w:p>
       <w:pPr>
-        <w:pStyle w:val="Heading2"/>
+        <w:pStyle w:val="ListBullet"/>
       </w:pPr>
       <w:r>
-        <w:t>Risks and Watch Items</w:t>
+        <w:t>1. Sign-off on the narrative. Everything in the second half builds on the core story, so a delay in your team's comments moves the later work with it; I have asked for those notes by the review already on the calendar.</w:t>
+      </w:r>
+    </w:p>
+    <w:p>
+      <w:pPr>
+        <w:pStyle w:val="ListBullet"/>
+      </w:pPr>
+      <w:r>
+        <w:t>2. One voice to the market. Several people at the company speak to investors and the press, and the positioning only holds if they use the same language, which is what the Q&amp;A and the spokesperson session are built to secure.</w:t>
+      </w:r>
+    </w:p>
+    <w:p>
+      <w:pPr>
+        <w:pStyle w:val="ListBullet"/>
+      </w:pPr>
+      <w:r>
+        <w:t>3. A live announcement in the window. If a result or a transaction lands mid-engagement, we will want to test the new messaging against it before anything goes public, so keeping me in the loop early on anything market-facing gives us the room to do that.</w:t>
       </w:r>
     </w:p>
     <w:p>
       <w:r>
-        <w:t>Two things are worth watching. The first is the drift that creeps in once a framework meets daily use: as the Castaneda, Adams and Davis team begins speaking in the new language, small variations will appear, and our job is to catch them before they harden into two versions of the story. The second is timing. Several announcement windows ahead are not fully in the company's control, and if two compress into the same stretch we will need to make a call on sequence quickly. Neither is a problem today; both are the kind of thing that is cheap to manage early and expensive to manage late, which is why they are on this page.</w:t>
-      </w:r>
-    </w:p>
-    <w:p>
-      <w:r>
-        <w:t>Prepared by Michael Morris, Partner, Ashcombe Advisory Partners.</w:t>
+        <w:t>The one thing I need from you next is your team's comments on the core narrative draft. With those in hand the second half moves quickly, and Laura Bradley and I will have the marked-up narrative ready for the review we already have on the calendar.</w:t>
       </w:r>
     </w:p>
     <w:sectPr>
